--- a/03_Outputs/final scripts/pt/Module 2/2.3.0-pt.docx
+++ b/03_Outputs/final scripts/pt/Module 2/2.3.0-pt.docx
@@ -19,7 +19,7 @@
     </w:p>
     <w:p>
       <w:r>
-        <w:t xml:space="preserve">Também focaremos em soluções tecnológicas, como mini-redes solares. As mini-redes solares podem fornecer eletricidade de alta qualidade e ininterrupta a quase meio bilhão de pessoas em comunidades sem energia ou subatendidas até 2030.  </w:t>
+        <w:t xml:space="preserve">Também focaremos em soluções tecnológicas, como mini redes solares. As mini redes solares podem fornecer eletricidade de alta qualidade e ininterrupta a quase meio bilhão de pessoas em comunidades sem energia ou subatendidas até 2030.  </w:t>
       </w:r>
     </w:p>
     <w:p>
